--- a/controllers/output/student_66d7a9227ef03cb8d086d2a9.docx
+++ b/controllers/output/student_66d7a9227ef03cb8d086d2a9.docx
@@ -1151,7 +1151,7 @@
               <w:pStyle w:val="Titre1"/>
             </w:pPr>
             <w:r>
-              <w:t xml:space="preserve">undefined</w:t>
+              <w:t xml:space="preserve">Dido</w:t>
             </w:r>
             <w:r>
               <w:t/>
@@ -1165,7 +1165,7 @@
             <w:bookmarkStart w:id="0" w:name="_GoBack"/>
             <w:bookmarkEnd w:id="0"/>
             <w:r>
-              <w:t xml:space="preserve">undefined</w:t>
+              <w:t xml:space="preserve">Dodo</w:t>
             </w:r>
             <w:r>
               <w:t/>
@@ -1206,7 +1206,7 @@
               <w:pStyle w:val="Titre3"/>
             </w:pPr>
             <w:r>
-              <w:t xml:space="preserve">undefined</w:t>
+              <w:t xml:space="preserve">N/A</w:t>
             </w:r>
           </w:p>
         </w:tc>
